--- a/pr-preview/pr-366/categorical-tests-handout-tracked-changes.docx
+++ b/pr-preview/pr-366/categorical-tests-handout-tracked-changes.docx
@@ -16,7 +16,7 @@
       </w:pPr>
       <w:del w:id="1" w:author="PR Preview" w:date="2026-01-01T00:00:00Z">
         <w:r>
-          <w:delText xml:space="preserve">Last modified: 2026-10-19 01:04:06 (PDT)</w:delText>
+          <w:delText xml:space="preserve">Last modified: 2026-10-19 09:39:54 (PDT)</w:delText>
         </w:r>
       </w:del>
     </w:p>
@@ -26,7 +26,7 @@
       </w:pPr>
       <w:ins w:id="2" w:author="PR Preview" w:date="2026-01-01T00:00:00Z">
         <w:r>
-          <w:t xml:space="preserve">Last modified: 2026-10-19 01:09:03 (PDT)</w:t>
+          <w:t xml:space="preserve">Last modified: 2026-10-19 09:45:06 (PDT)</w:t>
         </w:r>
       </w:ins>
     </w:p>
@@ -398,7 +398,7 @@
       </w:r>
     </w:p>
     <w:bookmarkEnd w:id="11"/>
-    <w:bookmarkStart w:id="32" w:name="sec-two-group-categorical"/>
+    <w:bookmarkStart w:id="47" w:name="sec-two-group-categorical"/>
     <w:p>
       <w:pPr>
         <w:pStyle w:val="Heading2"/>
@@ -5018,7 +5018,7 @@
       </w:r>
     </w:p>
     <w:bookmarkEnd w:id="29"/>
-    <w:bookmarkStart w:id="31" w:name="sec-2x2-measures"/>
+    <w:bookmarkStart w:id="46" w:name="sec-2x2-measures"/>
     <w:p>
       <w:pPr>
         <w:pStyle w:val="Heading3"/>
@@ -5067,19 +5067,90 @@
         <w:t xml:space="preserve"> </w:t>
       </w:r>
       <w:r>
-        <w:t xml:space="preserve">Risk differences, risk ratios, and odds ratios measure the strength</w:t>
-      </w:r>
-      <w:r>
-        <w:t xml:space="preserve"> </w:t>
-      </w:r>
-      <w:r>
-        <w:t xml:space="preserve">of the association;</w:t>
-      </w:r>
-      <w:r>
-        <w:t xml:space="preserve"> </w:t>
-      </w:r>
-      <w:r>
-        <w:t xml:space="preserve">see</w:t>
+        <w:t xml:space="preserve">The</w:t>
+      </w:r>
+      <w:r>
+        <w:t xml:space="preserve"> </w:t>
+      </w:r>
+      <w:hyperlink w:anchor="def-risk-difference">
+        <w:r>
+          <w:rPr>
+            <w:rStyle w:val="Hyperlink"/>
+          </w:rPr>
+          <w:t xml:space="preserve">risk difference</w:t>
+        </w:r>
+      </w:hyperlink>
+      <w:r>
+        <w:t xml:space="preserve">, the</w:t>
+      </w:r>
+      <w:r>
+        <w:t xml:space="preserve"> </w:t>
+      </w:r>
+      <w:hyperlink w:anchor="def-risk-ratio">
+        <w:r>
+          <w:rPr>
+            <w:rStyle w:val="Hyperlink"/>
+          </w:rPr>
+          <w:t xml:space="preserve">risk ratio</w:t>
+        </w:r>
+      </w:hyperlink>
+      <w:r>
+        <w:t xml:space="preserve"> </w:t>
+      </w:r>
+      <w:r>
+        <w:t xml:space="preserve">and the</w:t>
+      </w:r>
+      <w:r>
+        <w:t xml:space="preserve"> </w:t>
+      </w:r>
+      <w:hyperlink w:anchor="def-odds-ratio">
+        <w:r>
+          <w:rPr>
+            <w:rStyle w:val="Hyperlink"/>
+          </w:rPr>
+          <w:t xml:space="preserve">odds ratio</w:t>
+        </w:r>
+      </w:hyperlink>
+      <w:r>
+        <w:t xml:space="preserve"> </w:t>
+      </w:r>
+      <w:r>
+        <w:t xml:space="preserve">measure the strength of the association.</w:t>
+      </w:r>
+    </w:p>
+    <w:bookmarkStart w:id="33" w:name="def-outcome-risk"/>
+    <w:p>
+      <w:pPr>
+        <w:pStyle w:val="BodyText"/>
+      </w:pPr>
+      <w:r>
+        <w:rPr>
+          <w:b/>
+          <w:bCs/>
+        </w:rPr>
+        <w:t xml:space="preserve">Definition 4 (Risk of a binary outcome)</w:t>
+      </w:r>
+      <w:r>
+        <w:t xml:space="preserve"> </w:t>
+      </w:r>
+      <w:r>
+        <w:t xml:space="preserve">The</w:t>
+      </w:r>
+      <w:r>
+        <w:t xml:space="preserve"> </w:t>
+      </w:r>
+      <w:r>
+        <w:rPr>
+          <w:b/>
+          <w:bCs/>
+        </w:rPr>
+        <w:t xml:space="preserve">risk</w:t>
+      </w:r>
+      <w:r>
+        <w:t xml:space="preserve"> </w:t>
+      </w:r>
+      <w:r>
+        <w:t xml:space="preserve">of a</w:t>
       </w:r>
       <w:r>
         <w:t xml:space="preserve"> </w:t>
@@ -5089,18 +5160,2334 @@
           <w:rPr>
             <w:rStyle w:val="Hyperlink"/>
           </w:rPr>
-          <w:t xml:space="preserve">Odds Ratios and Relative Risks</w:t>
+          <w:t xml:space="preserve">binary</w:t>
         </w:r>
       </w:hyperlink>
       <w:r>
+        <w:t xml:space="preserve"> </w:t>
+      </w:r>
+      <w:r>
+        <w:t xml:space="preserve">outcome in a group</w:t>
+      </w:r>
+      <w:r>
+        <w:t xml:space="preserve"> </w:t>
+      </w:r>
+      <w:r>
+        <w:t xml:space="preserve">is the</w:t>
+      </w:r>
+      <w:r>
+        <w:t xml:space="preserve"> </w:t>
+      </w:r>
+      <w:hyperlink r:id="rId31">
+        <w:r>
+          <w:rPr>
+            <w:rStyle w:val="Hyperlink"/>
+          </w:rPr>
+          <w:t xml:space="preserve">probability</w:t>
+        </w:r>
+      </w:hyperlink>
+      <w:r>
+        <w:t xml:space="preserve"> </w:t>
+      </w:r>
+      <w:r>
+        <w:t xml:space="preserve">that a member of the group has the outcome.</w:t>
+      </w:r>
+    </w:p>
+    <w:p>
+      <w:pPr>
+        <w:pStyle w:val="BodyText"/>
+      </w:pPr>
+      <w:r>
+        <w:t xml:space="preserve">The risk lies in</w:t>
+      </w:r>
+      <w:r>
+        <w:t xml:space="preserve"> </w:t>
+      </w:r>
+      <m:oMath>
+        <m:r>
+          <m:rPr>
+            <m:sty m:val="p"/>
+          </m:rPr>
+          <m:t>[</m:t>
+        </m:r>
+        <m:r>
+          <m:t>0</m:t>
+        </m:r>
+        <m:r>
+          <m:rPr>
+            <m:sty m:val="p"/>
+          </m:rPr>
+          <m:t>,</m:t>
+        </m:r>
+        <m:r>
+          <m:t>1</m:t>
+        </m:r>
+        <m:r>
+          <m:rPr>
+            <m:sty m:val="p"/>
+          </m:rPr>
+          <m:t>]</m:t>
+        </m:r>
+      </m:oMath>
+      <w:r>
+        <w:t xml:space="preserve">, and its</w:t>
+      </w:r>
+      <w:r>
+        <w:t xml:space="preserve"> </w:t>
+      </w:r>
+      <w:hyperlink r:id="rId32">
+        <w:r>
+          <w:rPr>
+            <w:rStyle w:val="Hyperlink"/>
+          </w:rPr>
+          <w:t xml:space="preserve">maximum likelihood estimate</w:t>
+        </w:r>
+      </w:hyperlink>
+      <w:r>
+        <w:t xml:space="preserve"> </w:t>
+      </w:r>
+      <w:r>
+        <w:t xml:space="preserve">is the proportion of the group’s observations that have the outcome.</w:t>
+      </w:r>
+    </w:p>
+    <w:p>
+      <w:pPr>
+        <w:pStyle w:val="BodyText"/>
+      </w:pPr>
+      <w:r>
+        <w:t xml:space="preserve">Source:</w:t>
+      </w:r>
+      <w:r>
+        <w:t xml:space="preserve"> </w:t>
+      </w:r>
+      <w:r>
+        <w:t xml:space="preserve">Wikipedia contributors [7]</w:t>
+      </w:r>
+      <w:r>
         <w:t xml:space="preserve">.</w:t>
       </w:r>
     </w:p>
+    <w:bookmarkEnd w:id="33"/>
+    <w:bookmarkStart w:id="34" w:name="exm-hers-outcome-risk"/>
     <w:p>
       <w:pPr>
         <w:pStyle w:val="BodyText"/>
       </w:pPr>
       <w:r>
+        <w:rPr>
+          <w:b/>
+          <w:bCs/>
+        </w:rPr>
+        <w:t xml:space="preserve">Example 5 (Risk of regular exercise in each HERS treatment group)</w:t>
+      </w:r>
+      <w:r>
+        <w:t xml:space="preserve"> </w:t>
+      </w:r>
+      <w:r>
+        <w:t xml:space="preserve">In</w:t>
+      </w:r>
+      <w:r>
+        <w:t xml:space="preserve"> </w:t>
+      </w:r>
+      <w:hyperlink w:anchor="tbl-hers-crosstab">
+        <w:r>
+          <w:rPr>
+            <w:rStyle w:val="Hyperlink"/>
+          </w:rPr>
+          <w:t xml:space="preserve">Table 1</w:t>
+        </w:r>
+      </w:hyperlink>
+      <w:r>
+        <w:t xml:space="preserve">, the outcome is regular exercise at baseline.</w:t>
+      </w:r>
+      <w:r>
+        <w:t xml:space="preserve"> </w:t>
+      </w:r>
+      <w:r>
+        <w:t xml:space="preserve">The estimated</w:t>
+      </w:r>
+      <w:r>
+        <w:t xml:space="preserve"> </w:t>
+      </w:r>
+      <w:hyperlink w:anchor="def-outcome-risk">
+        <w:r>
+          <w:rPr>
+            <w:rStyle w:val="Hyperlink"/>
+          </w:rPr>
+          <w:t xml:space="preserve">risk</w:t>
+        </w:r>
+      </w:hyperlink>
+      <w:r>
+        <w:t xml:space="preserve"> </w:t>
+      </w:r>
+      <w:r>
+        <w:t xml:space="preserve">in each treatment group</w:t>
+      </w:r>
+      <w:r>
+        <w:t xml:space="preserve"> </w:t>
+      </w:r>
+      <w:r>
+        <w:t xml:space="preserve">is the proportion of that group’s column who exercise regularly:</w:t>
+      </w:r>
+    </w:p>
+    <w:p>
+      <w:pPr>
+        <w:pStyle w:val="SourceCode"/>
+      </w:pPr>
+      <w:r>
+        <w:rPr>
+          <w:rStyle w:val="NormalTok"/>
+        </w:rPr>
+        <w:t xml:space="preserve">risk_hat </w:t>
+      </w:r>
+      <w:r>
+        <w:rPr>
+          <w:rStyle w:val="OtherTok"/>
+        </w:rPr>
+        <w:t xml:space="preserve">&lt;-</w:t>
+      </w:r>
+      <w:r>
+        <w:rPr>
+          <w:rStyle w:val="NormalTok"/>
+        </w:rPr>
+        <w:t xml:space="preserve"> </w:t>
+      </w:r>
+      <w:r>
+        <w:rPr>
+          <w:rStyle w:val="FunctionTok"/>
+        </w:rPr>
+        <w:t xml:space="preserve">prop.table</w:t>
+      </w:r>
+      <w:r>
+        <w:rPr>
+          <w:rStyle w:val="NormalTok"/>
+        </w:rPr>
+        <w:t xml:space="preserve">(</w:t>
+      </w:r>
+      <w:r>
+        <w:rPr>
+          <w:rStyle w:val="FunctionTok"/>
+        </w:rPr>
+        <w:t xml:space="preserve">table</w:t>
+      </w:r>
+      <w:r>
+        <w:rPr>
+          <w:rStyle w:val="NormalTok"/>
+        </w:rPr>
+        <w:t xml:space="preserve">(hers</w:t>
+      </w:r>
+      <w:r>
+        <w:rPr>
+          <w:rStyle w:val="SpecialCharTok"/>
+        </w:rPr>
+        <w:t xml:space="preserve">$</w:t>
+      </w:r>
+      <w:r>
+        <w:rPr>
+          <w:rStyle w:val="NormalTok"/>
+        </w:rPr>
+        <w:t xml:space="preserve">exercise, hers</w:t>
+      </w:r>
+      <w:r>
+        <w:rPr>
+          <w:rStyle w:val="SpecialCharTok"/>
+        </w:rPr>
+        <w:t xml:space="preserve">$</w:t>
+      </w:r>
+      <w:r>
+        <w:rPr>
+          <w:rStyle w:val="NormalTok"/>
+        </w:rPr>
+        <w:t xml:space="preserve">HT), </w:t>
+      </w:r>
+      <w:r>
+        <w:rPr>
+          <w:rStyle w:val="AttributeTok"/>
+        </w:rPr>
+        <w:t xml:space="preserve">margin =</w:t>
+      </w:r>
+      <w:r>
+        <w:rPr>
+          <w:rStyle w:val="NormalTok"/>
+        </w:rPr>
+        <w:t xml:space="preserve"> </w:t>
+      </w:r>
+      <w:r>
+        <w:rPr>
+          <w:rStyle w:val="DecValTok"/>
+        </w:rPr>
+        <w:t xml:space="preserve">2</w:t>
+      </w:r>
+      <w:r>
+        <w:rPr>
+          <w:rStyle w:val="NormalTok"/>
+        </w:rPr>
+        <w:t xml:space="preserve">)[</w:t>
+      </w:r>
+      <w:r>
+        <w:rPr>
+          <w:rStyle w:val="StringTok"/>
+        </w:rPr>
+        <w:t xml:space="preserve">"yes"</w:t>
+      </w:r>
+      <w:r>
+        <w:rPr>
+          <w:rStyle w:val="NormalTok"/>
+        </w:rPr>
+        <w:t xml:space="preserve">, ]</w:t>
+      </w:r>
+      <w:r>
+        <w:br/>
+      </w:r>
+      <w:r>
+        <w:rPr>
+          <w:rStyle w:val="NormalTok"/>
+        </w:rPr>
+        <w:t xml:space="preserve">risk_hat</w:t>
+      </w:r>
+      <w:r>
+        <w:br/>
+      </w:r>
+      <w:r>
+        <w:rPr>
+          <w:rStyle w:val="CommentTok"/>
+        </w:rPr>
+        <w:t xml:space="preserve">#&gt;         placebo hormone therapy </w:t>
+      </w:r>
+      <w:r>
+        <w:br/>
+      </w:r>
+      <w:r>
+        <w:rPr>
+          <w:rStyle w:val="CommentTok"/>
+        </w:rPr>
+        <w:t xml:space="preserve">#&gt;        0.383225        0.389855</w:t>
+      </w:r>
+    </w:p>
+    <w:p>
+      <w:pPr>
+        <w:pStyle w:val="FirstParagraph"/>
+      </w:pPr>
+      <w:r>
+        <w:t xml:space="preserve">The estimated risk of regular exercise is</w:t>
+      </w:r>
+      <w:r>
+        <w:t xml:space="preserve"> </w:t>
+      </w:r>
+      <w:r>
+        <w:t xml:space="preserve">0.383 in the placebo group</w:t>
+      </w:r>
+      <w:r>
+        <w:t xml:space="preserve"> </w:t>
+      </w:r>
+      <w:r>
+        <w:t xml:space="preserve">and 0.39 in the hormone therapy group.</w:t>
+      </w:r>
+    </w:p>
+    <w:bookmarkEnd w:id="34"/>
+    <w:bookmarkStart w:id="35" w:name="def-reference-group"/>
+    <w:p>
+      <w:pPr>
+        <w:pStyle w:val="BodyText"/>
+      </w:pPr>
+      <w:r>
+        <w:rPr>
+          <w:b/>
+          <w:bCs/>
+        </w:rPr>
+        <w:t xml:space="preserve">Definition 5 (Reference group)</w:t>
+      </w:r>
+      <w:r>
+        <w:t xml:space="preserve"> </w:t>
+      </w:r>
+      <w:r>
+        <w:t xml:space="preserve">In a comparison of an outcome measure between two groups,</w:t>
+      </w:r>
+      <w:r>
+        <w:t xml:space="preserve"> </w:t>
+      </w:r>
+      <w:r>
+        <w:t xml:space="preserve">the</w:t>
+      </w:r>
+      <w:r>
+        <w:t xml:space="preserve"> </w:t>
+      </w:r>
+      <w:r>
+        <w:rPr>
+          <w:b/>
+          <w:bCs/>
+        </w:rPr>
+        <w:t xml:space="preserve">reference group</w:t>
+      </w:r>
+      <w:r>
+        <w:t xml:space="preserve"> </w:t>
+      </w:r>
+      <w:r>
+        <w:t xml:space="preserve">is the group whose measure is the subtrahend of a difference</w:t>
+      </w:r>
+      <w:r>
+        <w:t xml:space="preserve"> </w:t>
+      </w:r>
+      <w:r>
+        <w:t xml:space="preserve">or the denominator of a quotient.</w:t>
+      </w:r>
+      <w:r>
+        <w:t xml:space="preserve"> </w:t>
+      </w:r>
+      <w:r>
+        <w:t xml:space="preserve">The other group is the group being compared with it.</w:t>
+      </w:r>
+    </w:p>
+    <w:bookmarkEnd w:id="35"/>
+    <w:bookmarkStart w:id="36" w:name="exm-hers-reference-group"/>
+    <w:p>
+      <w:pPr>
+        <w:pStyle w:val="BodyText"/>
+      </w:pPr>
+      <w:r>
+        <w:rPr>
+          <w:b/>
+          <w:bCs/>
+        </w:rPr>
+        <w:t xml:space="preserve">Example 6 (The placebo group as the reference group in HERS)</w:t>
+      </w:r>
+      <w:r>
+        <w:t xml:space="preserve"> </w:t>
+      </w:r>
+      <w:r>
+        <w:t xml:space="preserve">To compare the</w:t>
+      </w:r>
+      <w:r>
+        <w:t xml:space="preserve"> </w:t>
+      </w:r>
+      <w:hyperlink w:anchor="def-outcome-risk">
+        <w:r>
+          <w:rPr>
+            <w:rStyle w:val="Hyperlink"/>
+          </w:rPr>
+          <w:t xml:space="preserve">risks</w:t>
+        </w:r>
+      </w:hyperlink>
+      <w:r>
+        <w:t xml:space="preserve"> </w:t>
+      </w:r>
+      <w:r>
+        <w:t xml:space="preserve">of regular exercise in</w:t>
+      </w:r>
+      <w:r>
+        <w:t xml:space="preserve"> </w:t>
+      </w:r>
+      <w:hyperlink w:anchor="exm-hers-outcome-risk">
+        <w:r>
+          <w:rPr>
+            <w:rStyle w:val="Hyperlink"/>
+          </w:rPr>
+          <w:t xml:space="preserve">Example 5</w:t>
+        </w:r>
+      </w:hyperlink>
+      <w:r>
+        <w:t xml:space="preserve">,</w:t>
+      </w:r>
+      <w:r>
+        <w:t xml:space="preserve"> </w:t>
+      </w:r>
+      <w:r>
+        <w:t xml:space="preserve">take the placebo group as the</w:t>
+      </w:r>
+      <w:r>
+        <w:t xml:space="preserve"> </w:t>
+      </w:r>
+      <w:hyperlink w:anchor="def-reference-group">
+        <w:r>
+          <w:rPr>
+            <w:rStyle w:val="Hyperlink"/>
+          </w:rPr>
+          <w:t xml:space="preserve">reference group</w:t>
+        </w:r>
+      </w:hyperlink>
+      <w:r>
+        <w:t xml:space="preserve"> </w:t>
+      </w:r>
+      <w:r>
+        <w:t xml:space="preserve">and the hormone therapy group as the group being compared with it.</w:t>
+      </w:r>
+      <w:r>
+        <w:t xml:space="preserve"> </w:t>
+      </w:r>
+      <w:r>
+        <w:t xml:space="preserve">Then a difference is hormone therapy minus placebo,</w:t>
+      </w:r>
+      <w:r>
+        <w:t xml:space="preserve"> </w:t>
+      </w:r>
+      <w:r>
+        <w:t xml:space="preserve">and a quotient is hormone therapy divided by placebo.</w:t>
+      </w:r>
+    </w:p>
+    <w:bookmarkEnd w:id="36"/>
+    <w:bookmarkStart w:id="37" w:name="def-risk-difference"/>
+    <w:p>
+      <w:pPr>
+        <w:pStyle w:val="BodyText"/>
+      </w:pPr>
+      <w:r>
+        <w:rPr>
+          <w:b/>
+          <w:bCs/>
+        </w:rPr>
+        <w:t xml:space="preserve">Definition 6 (Risk difference (also called the absolute risk reduction))</w:t>
+      </w:r>
+      <w:r>
+        <w:t xml:space="preserve"> </w:t>
+      </w:r>
+      <w:r>
+        <w:t xml:space="preserve">Let:</w:t>
+      </w:r>
+    </w:p>
+    <w:p>
+      <w:pPr>
+        <w:pStyle w:val="Compact"/>
+        <w:numPr>
+          <w:ilvl w:val="0"/>
+          <w:numId w:val="1003"/>
+        </w:numPr>
+      </w:pPr>
+      <m:oMath>
+        <m:sSub>
+          <m:e>
+            <m:r>
+              <m:t>π</m:t>
+            </m:r>
+          </m:e>
+          <m:sub>
+            <m:r>
+              <m:t>1</m:t>
+            </m:r>
+          </m:sub>
+        </m:sSub>
+      </m:oMath>
+      <w:r>
+        <w:t xml:space="preserve"> </w:t>
+      </w:r>
+      <w:r>
+        <w:t xml:space="preserve">be the</w:t>
+      </w:r>
+      <w:r>
+        <w:t xml:space="preserve"> </w:t>
+      </w:r>
+      <w:hyperlink w:anchor="def-outcome-risk">
+        <w:r>
+          <w:rPr>
+            <w:rStyle w:val="Hyperlink"/>
+          </w:rPr>
+          <w:t xml:space="preserve">risk</w:t>
+        </w:r>
+      </w:hyperlink>
+      <w:r>
+        <w:t xml:space="preserve"> </w:t>
+      </w:r>
+      <w:r>
+        <w:t xml:space="preserve">of a</w:t>
+      </w:r>
+      <w:r>
+        <w:t xml:space="preserve"> </w:t>
+      </w:r>
+      <w:hyperlink r:id="rId30">
+        <w:r>
+          <w:rPr>
+            <w:rStyle w:val="Hyperlink"/>
+          </w:rPr>
+          <w:t xml:space="preserve">binary</w:t>
+        </w:r>
+      </w:hyperlink>
+      <w:r>
+        <w:t xml:space="preserve"> </w:t>
+      </w:r>
+      <w:r>
+        <w:t xml:space="preserve">outcome in group 1.</w:t>
+      </w:r>
+    </w:p>
+    <w:p>
+      <w:pPr>
+        <w:pStyle w:val="Compact"/>
+        <w:numPr>
+          <w:ilvl w:val="0"/>
+          <w:numId w:val="1003"/>
+        </w:numPr>
+      </w:pPr>
+      <m:oMath>
+        <m:sSub>
+          <m:e>
+            <m:r>
+              <m:t>π</m:t>
+            </m:r>
+          </m:e>
+          <m:sub>
+            <m:r>
+              <m:t>2</m:t>
+            </m:r>
+          </m:sub>
+        </m:sSub>
+      </m:oMath>
+      <w:r>
+        <w:t xml:space="preserve"> </w:t>
+      </w:r>
+      <w:r>
+        <w:t xml:space="preserve">be the risk of the same outcome in the</w:t>
+      </w:r>
+      <w:r>
+        <w:t xml:space="preserve"> </w:t>
+      </w:r>
+      <w:hyperlink w:anchor="def-reference-group">
+        <w:r>
+          <w:rPr>
+            <w:rStyle w:val="Hyperlink"/>
+          </w:rPr>
+          <w:t xml:space="preserve">reference group</w:t>
+        </w:r>
+      </w:hyperlink>
+      <w:r>
+        <w:t xml:space="preserve">, group 2.</w:t>
+      </w:r>
+    </w:p>
+    <w:p>
+      <w:pPr>
+        <w:pStyle w:val="FirstParagraph"/>
+      </w:pPr>
+      <w:r>
+        <w:t xml:space="preserve">The</w:t>
+      </w:r>
+      <w:r>
+        <w:t xml:space="preserve"> </w:t>
+      </w:r>
+      <w:r>
+        <w:rPr>
+          <w:b/>
+          <w:bCs/>
+        </w:rPr>
+        <w:t xml:space="preserve">risk difference</w:t>
+      </w:r>
+      <w:r>
+        <w:t xml:space="preserve">, also called the</w:t>
+      </w:r>
+      <w:r>
+        <w:t xml:space="preserve"> </w:t>
+      </w:r>
+      <w:r>
+        <w:rPr>
+          <w:b/>
+          <w:bCs/>
+        </w:rPr>
+        <w:t xml:space="preserve">absolute risk reduction</w:t>
+      </w:r>
+      <w:r>
+        <w:t xml:space="preserve">, of group 1 compared with group 2 is</w:t>
+      </w:r>
+    </w:p>
+    <w:p>
+      <w:pPr>
+        <w:pStyle w:val="BodyText"/>
+      </w:pPr>
+      <m:oMathPara>
+        <m:oMathParaPr>
+          <m:jc m:val="center"/>
+        </m:oMathParaPr>
+        <m:oMath>
+          <m:r>
+            <m:rPr>
+              <m:sty m:val="p"/>
+            </m:rPr>
+            <m:t>RD</m:t>
+          </m:r>
+          <m:limUpp>
+            <m:e>
+              <m:r>
+                <m:rPr>
+                  <m:sty m:val="p"/>
+                </m:rPr>
+                <m:t>=</m:t>
+              </m:r>
+            </m:e>
+            <m:lim>
+              <m:r>
+                <m:rPr>
+                  <m:nor/>
+                  <m:sty m:val="p"/>
+                </m:rPr>
+                <m:t>def</m:t>
+              </m:r>
+            </m:lim>
+          </m:limUpp>
+          <m:sSub>
+            <m:e>
+              <m:r>
+                <m:t>π</m:t>
+              </m:r>
+            </m:e>
+            <m:sub>
+              <m:r>
+                <m:t>1</m:t>
+              </m:r>
+            </m:sub>
+          </m:sSub>
+          <m:r>
+            <m:rPr>
+              <m:sty m:val="p"/>
+            </m:rPr>
+            <m:t>−</m:t>
+          </m:r>
+          <m:sSub>
+            <m:e>
+              <m:r>
+                <m:t>π</m:t>
+              </m:r>
+            </m:e>
+            <m:sub>
+              <m:r>
+                <m:t>2</m:t>
+              </m:r>
+            </m:sub>
+          </m:sSub>
+          <m:r>
+            <m:rPr>
+              <m:sty m:val="p"/>
+            </m:rPr>
+            <m:t>∈</m:t>
+          </m:r>
+          <m:r>
+            <m:rPr>
+              <m:sty m:val="p"/>
+            </m:rPr>
+            <m:t>[</m:t>
+          </m:r>
+          <m:r>
+            <m:rPr>
+              <m:sty m:val="p"/>
+            </m:rPr>
+            <m:t>−</m:t>
+          </m:r>
+          <m:r>
+            <m:t>1</m:t>
+          </m:r>
+          <m:r>
+            <m:rPr>
+              <m:sty m:val="p"/>
+            </m:rPr>
+            <m:t>,</m:t>
+          </m:r>
+          <m:r>
+            <m:t>1</m:t>
+          </m:r>
+          <m:r>
+            <m:rPr>
+              <m:sty m:val="p"/>
+            </m:rPr>
+            <m:t>]</m:t>
+          </m:r>
+          <m:r>
+            <m:rPr>
+              <m:sty m:val="p"/>
+            </m:rPr>
+            <m:t>.</m:t>
+          </m:r>
+        </m:oMath>
+      </m:oMathPara>
+    </w:p>
+    <w:p>
+      <w:pPr>
+        <w:pStyle w:val="FirstParagraph"/>
+      </w:pPr>
+      <w:r>
+        <w:t xml:space="preserve">Source:</w:t>
+      </w:r>
+      <w:r>
+        <w:t xml:space="preserve"> </w:t>
+      </w:r>
+      <w:r>
+        <w:t xml:space="preserve">Wikipedia contributors [8]</w:t>
+      </w:r>
+      <w:r>
+        <w:t xml:space="preserve">.</w:t>
+      </w:r>
+    </w:p>
+    <w:bookmarkEnd w:id="37"/>
+    <w:bookmarkStart w:id="38" w:name="exm-hers-risk-difference"/>
+    <w:p>
+      <w:pPr>
+        <w:pStyle w:val="BodyText"/>
+      </w:pPr>
+      <w:r>
+        <w:rPr>
+          <w:b/>
+          <w:bCs/>
+        </w:rPr>
+        <w:t xml:space="preserve">Example 7 (Risk difference of regular exercise in HERS)</w:t>
+      </w:r>
+      <w:r>
+        <w:t xml:space="preserve"> </w:t>
+      </w:r>
+      <w:r>
+        <w:t xml:space="preserve">Take group 1 to be hormone therapy and group 2, the</w:t>
+      </w:r>
+      <w:r>
+        <w:t xml:space="preserve"> </w:t>
+      </w:r>
+      <w:hyperlink w:anchor="def-reference-group">
+        <w:r>
+          <w:rPr>
+            <w:rStyle w:val="Hyperlink"/>
+          </w:rPr>
+          <w:t xml:space="preserve">reference group</w:t>
+        </w:r>
+      </w:hyperlink>
+      <w:r>
+        <w:t xml:space="preserve">, to be placebo.</w:t>
+      </w:r>
+      <w:r>
+        <w:t xml:space="preserve"> </w:t>
+      </w:r>
+      <w:r>
+        <w:t xml:space="preserve">The estimated</w:t>
+      </w:r>
+      <w:r>
+        <w:t xml:space="preserve"> </w:t>
+      </w:r>
+      <w:hyperlink w:anchor="def-risk-difference">
+        <w:r>
+          <w:rPr>
+            <w:rStyle w:val="Hyperlink"/>
+          </w:rPr>
+          <w:t xml:space="preserve">risk difference</w:t>
+        </w:r>
+      </w:hyperlink>
+      <w:r>
+        <w:t xml:space="preserve"> </w:t>
+      </w:r>
+      <w:r>
+        <w:t xml:space="preserve">for the estimated</w:t>
+      </w:r>
+      <w:r>
+        <w:t xml:space="preserve"> </w:t>
+      </w:r>
+      <w:hyperlink w:anchor="def-outcome-risk">
+        <w:r>
+          <w:rPr>
+            <w:rStyle w:val="Hyperlink"/>
+          </w:rPr>
+          <w:t xml:space="preserve">risks</w:t>
+        </w:r>
+      </w:hyperlink>
+      <w:r>
+        <w:t xml:space="preserve"> </w:t>
+      </w:r>
+      <w:r>
+        <w:t xml:space="preserve">of</w:t>
+      </w:r>
+      <w:r>
+        <w:t xml:space="preserve"> </w:t>
+      </w:r>
+      <w:hyperlink w:anchor="exm-hers-outcome-risk">
+        <w:r>
+          <w:rPr>
+            <w:rStyle w:val="Hyperlink"/>
+          </w:rPr>
+          <w:t xml:space="preserve">Example 5</w:t>
+        </w:r>
+      </w:hyperlink>
+      <w:r>
+        <w:t xml:space="preserve"> </w:t>
+      </w:r>
+      <w:r>
+        <w:t xml:space="preserve">is:</w:t>
+      </w:r>
+    </w:p>
+    <w:p>
+      <w:pPr>
+        <w:pStyle w:val="SourceCode"/>
+      </w:pPr>
+      <w:r>
+        <w:rPr>
+          <w:rStyle w:val="NormalTok"/>
+        </w:rPr>
+        <w:t xml:space="preserve">rd_hat </w:t>
+      </w:r>
+      <w:r>
+        <w:rPr>
+          <w:rStyle w:val="OtherTok"/>
+        </w:rPr>
+        <w:t xml:space="preserve">&lt;-</w:t>
+      </w:r>
+      <w:r>
+        <w:rPr>
+          <w:rStyle w:val="NormalTok"/>
+        </w:rPr>
+        <w:t xml:space="preserve"> risk_hat[[</w:t>
+      </w:r>
+      <w:r>
+        <w:rPr>
+          <w:rStyle w:val="StringTok"/>
+        </w:rPr>
+        <w:t xml:space="preserve">"hormone therapy"</w:t>
+      </w:r>
+      <w:r>
+        <w:rPr>
+          <w:rStyle w:val="NormalTok"/>
+        </w:rPr>
+        <w:t xml:space="preserve">]] </w:t>
+      </w:r>
+      <w:r>
+        <w:rPr>
+          <w:rStyle w:val="SpecialCharTok"/>
+        </w:rPr>
+        <w:t xml:space="preserve">-</w:t>
+      </w:r>
+      <w:r>
+        <w:rPr>
+          <w:rStyle w:val="NormalTok"/>
+        </w:rPr>
+        <w:t xml:space="preserve"> risk_hat[[</w:t>
+      </w:r>
+      <w:r>
+        <w:rPr>
+          <w:rStyle w:val="StringTok"/>
+        </w:rPr>
+        <w:t xml:space="preserve">"placebo"</w:t>
+      </w:r>
+      <w:r>
+        <w:rPr>
+          <w:rStyle w:val="NormalTok"/>
+        </w:rPr>
+        <w:t xml:space="preserve">]]</w:t>
+      </w:r>
+      <w:r>
+        <w:br/>
+      </w:r>
+      <w:r>
+        <w:rPr>
+          <w:rStyle w:val="NormalTok"/>
+        </w:rPr>
+        <w:t xml:space="preserve">rd_hat</w:t>
+      </w:r>
+      <w:r>
+        <w:br/>
+      </w:r>
+      <w:r>
+        <w:rPr>
+          <w:rStyle w:val="CommentTok"/>
+        </w:rPr>
+        <w:t xml:space="preserve">#&gt; [1] 0.0066302</w:t>
+      </w:r>
+    </w:p>
+    <w:p>
+      <w:pPr>
+        <w:pStyle w:val="FirstParagraph"/>
+      </w:pPr>
+      <w:r>
+        <w:t xml:space="preserve">The estimated</w:t>
+      </w:r>
+      <w:r>
+        <w:t xml:space="preserve"> </w:t>
+      </w:r>
+      <w:hyperlink w:anchor="def-outcome-risk">
+        <w:r>
+          <w:rPr>
+            <w:rStyle w:val="Hyperlink"/>
+          </w:rPr>
+          <w:t xml:space="preserve">risk</w:t>
+        </w:r>
+      </w:hyperlink>
+      <w:r>
+        <w:t xml:space="preserve"> </w:t>
+      </w:r>
+      <w:r>
+        <w:t xml:space="preserve">of regular exercise is 0.007 higher</w:t>
+      </w:r>
+      <w:r>
+        <w:t xml:space="preserve"> </w:t>
+      </w:r>
+      <w:r>
+        <w:t xml:space="preserve">in the hormone therapy group than in the placebo group.</w:t>
+      </w:r>
+      <w:r>
+        <w:t xml:space="preserve"> </w:t>
+      </w:r>
+      <w:r>
+        <w:t xml:space="preserve">Multiplying by 100 gives 0.7 percentage points.</w:t>
+      </w:r>
+    </w:p>
+    <w:bookmarkEnd w:id="38"/>
+    <w:bookmarkStart w:id="39" w:name="def-risk-ratio"/>
+    <w:p>
+      <w:pPr>
+        <w:pStyle w:val="BodyText"/>
+      </w:pPr>
+      <w:r>
+        <w:rPr>
+          <w:b/>
+          <w:bCs/>
+        </w:rPr>
+        <w:t xml:space="preserve">Definition 7 (Risk ratio (also called the relative risk))</w:t>
+      </w:r>
+      <w:r>
+        <w:t xml:space="preserve"> </w:t>
+      </w:r>
+      <w:r>
+        <w:t xml:space="preserve">Let:</w:t>
+      </w:r>
+    </w:p>
+    <w:p>
+      <w:pPr>
+        <w:pStyle w:val="Compact"/>
+        <w:numPr>
+          <w:ilvl w:val="0"/>
+          <w:numId w:val="1004"/>
+        </w:numPr>
+      </w:pPr>
+      <m:oMath>
+        <m:sSub>
+          <m:e>
+            <m:r>
+              <m:t>π</m:t>
+            </m:r>
+          </m:e>
+          <m:sub>
+            <m:r>
+              <m:t>1</m:t>
+            </m:r>
+          </m:sub>
+        </m:sSub>
+      </m:oMath>
+      <w:r>
+        <w:t xml:space="preserve"> </w:t>
+      </w:r>
+      <w:r>
+        <w:t xml:space="preserve">be the</w:t>
+      </w:r>
+      <w:r>
+        <w:t xml:space="preserve"> </w:t>
+      </w:r>
+      <w:hyperlink w:anchor="def-outcome-risk">
+        <w:r>
+          <w:rPr>
+            <w:rStyle w:val="Hyperlink"/>
+          </w:rPr>
+          <w:t xml:space="preserve">risk</w:t>
+        </w:r>
+      </w:hyperlink>
+      <w:r>
+        <w:t xml:space="preserve"> </w:t>
+      </w:r>
+      <w:r>
+        <w:t xml:space="preserve">of a</w:t>
+      </w:r>
+      <w:r>
+        <w:t xml:space="preserve"> </w:t>
+      </w:r>
+      <w:hyperlink r:id="rId30">
+        <w:r>
+          <w:rPr>
+            <w:rStyle w:val="Hyperlink"/>
+          </w:rPr>
+          <w:t xml:space="preserve">binary</w:t>
+        </w:r>
+      </w:hyperlink>
+      <w:r>
+        <w:t xml:space="preserve"> </w:t>
+      </w:r>
+      <w:r>
+        <w:t xml:space="preserve">outcome in group 1.</w:t>
+      </w:r>
+    </w:p>
+    <w:p>
+      <w:pPr>
+        <w:pStyle w:val="Compact"/>
+        <w:numPr>
+          <w:ilvl w:val="0"/>
+          <w:numId w:val="1004"/>
+        </w:numPr>
+      </w:pPr>
+      <m:oMath>
+        <m:sSub>
+          <m:e>
+            <m:r>
+              <m:t>π</m:t>
+            </m:r>
+          </m:e>
+          <m:sub>
+            <m:r>
+              <m:t>2</m:t>
+            </m:r>
+          </m:sub>
+        </m:sSub>
+        <m:r>
+          <m:rPr>
+            <m:sty m:val="p"/>
+          </m:rPr>
+          <m:t>&gt;</m:t>
+        </m:r>
+        <m:r>
+          <m:t>0</m:t>
+        </m:r>
+      </m:oMath>
+      <w:r>
+        <w:t xml:space="preserve"> </w:t>
+      </w:r>
+      <w:r>
+        <w:t xml:space="preserve">be the risk of the same outcome in the</w:t>
+      </w:r>
+      <w:r>
+        <w:t xml:space="preserve"> </w:t>
+      </w:r>
+      <w:hyperlink w:anchor="def-reference-group">
+        <w:r>
+          <w:rPr>
+            <w:rStyle w:val="Hyperlink"/>
+          </w:rPr>
+          <w:t xml:space="preserve">reference group</w:t>
+        </w:r>
+      </w:hyperlink>
+      <w:r>
+        <w:t xml:space="preserve">, group 2.</w:t>
+      </w:r>
+    </w:p>
+    <w:p>
+      <w:pPr>
+        <w:pStyle w:val="FirstParagraph"/>
+      </w:pPr>
+      <w:r>
+        <w:t xml:space="preserve">The</w:t>
+      </w:r>
+      <w:r>
+        <w:t xml:space="preserve"> </w:t>
+      </w:r>
+      <w:r>
+        <w:rPr>
+          <w:b/>
+          <w:bCs/>
+        </w:rPr>
+        <w:t xml:space="preserve">risk ratio</w:t>
+      </w:r>
+      <w:r>
+        <w:t xml:space="preserve">, also called the</w:t>
+      </w:r>
+      <w:r>
+        <w:t xml:space="preserve"> </w:t>
+      </w:r>
+      <w:r>
+        <w:rPr>
+          <w:b/>
+          <w:bCs/>
+        </w:rPr>
+        <w:t xml:space="preserve">relative risk</w:t>
+      </w:r>
+      <w:r>
+        <w:t xml:space="preserve">, of group 1 compared with group 2 is</w:t>
+      </w:r>
+    </w:p>
+    <w:p>
+      <w:pPr>
+        <w:pStyle w:val="BodyText"/>
+      </w:pPr>
+      <m:oMathPara>
+        <m:oMathParaPr>
+          <m:jc m:val="center"/>
+        </m:oMathParaPr>
+        <m:oMath>
+          <m:sSub>
+            <m:e>
+              <m:r>
+                <m:rPr>
+                  <m:nor/>
+                  <m:sty m:val="p"/>
+                </m:rPr>
+                <m:t>ϙ</m:t>
+              </m:r>
+            </m:e>
+            <m:sub>
+              <m:r>
+                <m:t>π</m:t>
+              </m:r>
+            </m:sub>
+          </m:sSub>
+          <m:limUpp>
+            <m:e>
+              <m:r>
+                <m:rPr>
+                  <m:sty m:val="p"/>
+                </m:rPr>
+                <m:t>=</m:t>
+              </m:r>
+            </m:e>
+            <m:lim>
+              <m:r>
+                <m:rPr>
+                  <m:nor/>
+                  <m:sty m:val="p"/>
+                </m:rPr>
+                <m:t>def</m:t>
+              </m:r>
+            </m:lim>
+          </m:limUpp>
+          <m:f>
+            <m:fPr>
+              <m:type m:val="bar"/>
+            </m:fPr>
+            <m:num>
+              <m:sSub>
+                <m:e>
+                  <m:r>
+                    <m:t>π</m:t>
+                  </m:r>
+                </m:e>
+                <m:sub>
+                  <m:r>
+                    <m:t>1</m:t>
+                  </m:r>
+                </m:sub>
+              </m:sSub>
+            </m:num>
+            <m:den>
+              <m:sSub>
+                <m:e>
+                  <m:r>
+                    <m:t>π</m:t>
+                  </m:r>
+                </m:e>
+                <m:sub>
+                  <m:r>
+                    <m:t>2</m:t>
+                  </m:r>
+                </m:sub>
+              </m:sSub>
+            </m:den>
+          </m:f>
+          <m:r>
+            <m:rPr>
+              <m:sty m:val="p"/>
+            </m:rPr>
+            <m:t>∈</m:t>
+          </m:r>
+          <m:r>
+            <m:rPr>
+              <m:sty m:val="p"/>
+            </m:rPr>
+            <m:t>[</m:t>
+          </m:r>
+          <m:r>
+            <m:t>0</m:t>
+          </m:r>
+          <m:r>
+            <m:rPr>
+              <m:sty m:val="p"/>
+            </m:rPr>
+            <m:t>,</m:t>
+          </m:r>
+          <m:r>
+            <m:rPr>
+              <m:sty m:val="p"/>
+            </m:rPr>
+            <m:t>∞</m:t>
+          </m:r>
+          <m:r>
+            <m:rPr>
+              <m:sty m:val="p"/>
+            </m:rPr>
+            <m:t>)</m:t>
+          </m:r>
+          <m:r>
+            <m:rPr>
+              <m:sty m:val="p"/>
+            </m:rPr>
+            <m:t>.</m:t>
+          </m:r>
+        </m:oMath>
+      </m:oMathPara>
+    </w:p>
+    <w:p>
+      <w:pPr>
+        <w:pStyle w:val="FirstParagraph"/>
+      </w:pPr>
+      <w:r>
+        <w:t xml:space="preserve">Source:</w:t>
+      </w:r>
+      <w:r>
+        <w:t xml:space="preserve"> </w:t>
+      </w:r>
+      <w:r>
+        <w:t xml:space="preserve">Wikipedia contributors [7]</w:t>
+      </w:r>
+      <w:r>
+        <w:t xml:space="preserve">.</w:t>
+      </w:r>
+    </w:p>
+    <w:bookmarkEnd w:id="39"/>
+    <w:bookmarkStart w:id="42" w:name="exm-hers-risk-ratio"/>
+    <w:p>
+      <w:pPr>
+        <w:pStyle w:val="BodyText"/>
+      </w:pPr>
+      <w:r>
+        <w:rPr>
+          <w:b/>
+          <w:bCs/>
+        </w:rPr>
+        <w:t xml:space="preserve">Example 8 (Risk ratio of regular exercise in HERS)</w:t>
+      </w:r>
+      <w:r>
+        <w:t xml:space="preserve"> </w:t>
+      </w:r>
+      <w:r>
+        <w:t xml:space="preserve">Take group 1 to be hormone therapy and group 2, the</w:t>
+      </w:r>
+      <w:r>
+        <w:t xml:space="preserve"> </w:t>
+      </w:r>
+      <w:hyperlink w:anchor="def-reference-group">
+        <w:r>
+          <w:rPr>
+            <w:rStyle w:val="Hyperlink"/>
+          </w:rPr>
+          <w:t xml:space="preserve">reference group</w:t>
+        </w:r>
+      </w:hyperlink>
+      <w:r>
+        <w:t xml:space="preserve">, to be placebo.</w:t>
+      </w:r>
+      <w:r>
+        <w:t xml:space="preserve"> </w:t>
+      </w:r>
+      <w:r>
+        <w:t xml:space="preserve">The estimated</w:t>
+      </w:r>
+      <w:r>
+        <w:t xml:space="preserve"> </w:t>
+      </w:r>
+      <w:hyperlink w:anchor="def-risk-ratio">
+        <w:r>
+          <w:rPr>
+            <w:rStyle w:val="Hyperlink"/>
+          </w:rPr>
+          <w:t xml:space="preserve">risk ratio</w:t>
+        </w:r>
+      </w:hyperlink>
+      <w:r>
+        <w:t xml:space="preserve"> </w:t>
+      </w:r>
+      <w:r>
+        <w:t xml:space="preserve">for the estimated</w:t>
+      </w:r>
+      <w:r>
+        <w:t xml:space="preserve"> </w:t>
+      </w:r>
+      <w:hyperlink w:anchor="def-outcome-risk">
+        <w:r>
+          <w:rPr>
+            <w:rStyle w:val="Hyperlink"/>
+          </w:rPr>
+          <w:t xml:space="preserve">risks</w:t>
+        </w:r>
+      </w:hyperlink>
+      <w:r>
+        <w:t xml:space="preserve"> </w:t>
+      </w:r>
+      <w:r>
+        <w:t xml:space="preserve">of</w:t>
+      </w:r>
+      <w:r>
+        <w:t xml:space="preserve"> </w:t>
+      </w:r>
+      <w:hyperlink w:anchor="exm-hers-outcome-risk">
+        <w:r>
+          <w:rPr>
+            <w:rStyle w:val="Hyperlink"/>
+          </w:rPr>
+          <w:t xml:space="preserve">Example 5</w:t>
+        </w:r>
+      </w:hyperlink>
+      <w:r>
+        <w:t xml:space="preserve"> </w:t>
+      </w:r>
+      <w:r>
+        <w:t xml:space="preserve">is:</w:t>
+      </w:r>
+    </w:p>
+    <w:p>
+      <w:pPr>
+        <w:pStyle w:val="SourceCode"/>
+      </w:pPr>
+      <w:r>
+        <w:rPr>
+          <w:rStyle w:val="NormalTok"/>
+        </w:rPr>
+        <w:t xml:space="preserve">rr_hat </w:t>
+      </w:r>
+      <w:r>
+        <w:rPr>
+          <w:rStyle w:val="OtherTok"/>
+        </w:rPr>
+        <w:t xml:space="preserve">&lt;-</w:t>
+      </w:r>
+      <w:r>
+        <w:rPr>
+          <w:rStyle w:val="NormalTok"/>
+        </w:rPr>
+        <w:t xml:space="preserve"> risk_hat[[</w:t>
+      </w:r>
+      <w:r>
+        <w:rPr>
+          <w:rStyle w:val="StringTok"/>
+        </w:rPr>
+        <w:t xml:space="preserve">"hormone therapy"</w:t>
+      </w:r>
+      <w:r>
+        <w:rPr>
+          <w:rStyle w:val="NormalTok"/>
+        </w:rPr>
+        <w:t xml:space="preserve">]] </w:t>
+      </w:r>
+      <w:r>
+        <w:rPr>
+          <w:rStyle w:val="SpecialCharTok"/>
+        </w:rPr>
+        <w:t xml:space="preserve">/</w:t>
+      </w:r>
+      <w:r>
+        <w:rPr>
+          <w:rStyle w:val="NormalTok"/>
+        </w:rPr>
+        <w:t xml:space="preserve"> risk_hat[[</w:t>
+      </w:r>
+      <w:r>
+        <w:rPr>
+          <w:rStyle w:val="StringTok"/>
+        </w:rPr>
+        <w:t xml:space="preserve">"placebo"</w:t>
+      </w:r>
+      <w:r>
+        <w:rPr>
+          <w:rStyle w:val="NormalTok"/>
+        </w:rPr>
+        <w:t xml:space="preserve">]]</w:t>
+      </w:r>
+      <w:r>
+        <w:br/>
+      </w:r>
+      <w:r>
+        <w:rPr>
+          <w:rStyle w:val="NormalTok"/>
+        </w:rPr>
+        <w:t xml:space="preserve">rr_hat</w:t>
+      </w:r>
+      <w:r>
+        <w:br/>
+      </w:r>
+      <w:r>
+        <w:rPr>
+          <w:rStyle w:val="CommentTok"/>
+        </w:rPr>
+        <w:t xml:space="preserve">#&gt; [1] 1.0173</w:t>
+      </w:r>
+    </w:p>
+    <w:p>
+      <w:pPr>
+        <w:pStyle w:val="FirstParagraph"/>
+      </w:pPr>
+      <w:r>
+        <w:t xml:space="preserve">The estimated</w:t>
+      </w:r>
+      <w:r>
+        <w:t xml:space="preserve"> </w:t>
+      </w:r>
+      <w:hyperlink w:anchor="def-outcome-risk">
+        <w:r>
+          <w:rPr>
+            <w:rStyle w:val="Hyperlink"/>
+          </w:rPr>
+          <w:t xml:space="preserve">risk</w:t>
+        </w:r>
+      </w:hyperlink>
+      <w:r>
+        <w:t xml:space="preserve"> </w:t>
+      </w:r>
+      <w:r>
+        <w:t xml:space="preserve">of regular exercise in the hormone therapy group</w:t>
+      </w:r>
+      <w:r>
+        <w:t xml:space="preserve"> </w:t>
+      </w:r>
+      <w:r>
+        <w:t xml:space="preserve">is 1.017 times the estimated risk in the placebo group.</w:t>
+      </w:r>
+      <w:r>
+        <w:t xml:space="preserve"> </w:t>
+      </w:r>
+      <w:r>
+        <w:t xml:space="preserve">This</w:t>
+      </w:r>
+      <w:r>
+        <w:t xml:space="preserve"> </w:t>
+      </w:r>
+      <w:hyperlink r:id="rId40">
+        <w:r>
+          <w:rPr>
+            <w:rStyle w:val="Hyperlink"/>
+          </w:rPr>
+          <w:t xml:space="preserve">estimate</w:t>
+        </w:r>
+      </w:hyperlink>
+      <w:r>
+        <w:t xml:space="preserve"> </w:t>
+      </w:r>
+      <w:r>
+        <w:t xml:space="preserve">is close to 1,</w:t>
+      </w:r>
+      <w:r>
+        <w:t xml:space="preserve"> </w:t>
+      </w:r>
+      <w:r>
+        <w:t xml:space="preserve">which agrees with the large</w:t>
+      </w:r>
+      <w:r>
+        <w:t xml:space="preserve"> </w:t>
+      </w:r>
+      <w:hyperlink r:id="rId41">
+        <w:r>
+          <w:rPr>
+            <w:rStyle w:val="Hyperlink"/>
+          </w:rPr>
+          <w:t xml:space="preserve">p-value</w:t>
+        </w:r>
+      </w:hyperlink>
+      <w:r>
+        <w:t xml:space="preserve"> </w:t>
+      </w:r>
+      <w:r>
+        <w:t xml:space="preserve">of</w:t>
+      </w:r>
+      <w:r>
+        <w:t xml:space="preserve"> </w:t>
+      </w:r>
+      <w:hyperlink w:anchor="exm-hers-chisq">
+        <w:r>
+          <w:rPr>
+            <w:rStyle w:val="Hyperlink"/>
+          </w:rPr>
+          <w:t xml:space="preserve">Example 3</w:t>
+        </w:r>
+      </w:hyperlink>
+      <w:r>
+        <w:t xml:space="preserve">:</w:t>
+      </w:r>
+      <w:r>
+        <w:t xml:space="preserve"> </w:t>
+      </w:r>
+      <w:r>
+        <w:t xml:space="preserve">the two groups have about the same estimated risk.</w:t>
+      </w:r>
+      <w:r>
+        <w:t xml:space="preserve"> </w:t>
+      </w:r>
+      <w:r>
+        <w:t xml:space="preserve">The estimate alone does not show how precise it is.</w:t>
+      </w:r>
+    </w:p>
+    <w:bookmarkEnd w:id="42"/>
+    <w:bookmarkStart w:id="44" w:name="def-odds-ratio"/>
+    <w:p>
+      <w:pPr>
+        <w:pStyle w:val="BodyText"/>
+      </w:pPr>
+      <w:r>
+        <w:rPr>
+          <w:b/>
+          <w:bCs/>
+        </w:rPr>
+        <w:t xml:space="preserve">Definition 8 (Odds ratio)</w:t>
+      </w:r>
+      <w:r>
+        <w:t xml:space="preserve"> </w:t>
+      </w:r>
+      <w:r>
+        <w:t xml:space="preserve">Let:</w:t>
+      </w:r>
+    </w:p>
+    <w:p>
+      <w:pPr>
+        <w:pStyle w:val="Compact"/>
+        <w:numPr>
+          <w:ilvl w:val="0"/>
+          <w:numId w:val="1005"/>
+        </w:numPr>
+      </w:pPr>
+      <m:oMath>
+        <m:sSub>
+          <m:e>
+            <m:r>
+              <m:t>ω</m:t>
+            </m:r>
+          </m:e>
+          <m:sub>
+            <m:r>
+              <m:t>1</m:t>
+            </m:r>
+          </m:sub>
+        </m:sSub>
+      </m:oMath>
+      <w:r>
+        <w:t xml:space="preserve"> </w:t>
+      </w:r>
+      <w:r>
+        <w:t xml:space="preserve">be the</w:t>
+      </w:r>
+      <w:r>
+        <w:t xml:space="preserve"> </w:t>
+      </w:r>
+      <w:hyperlink r:id="rId43">
+        <w:r>
+          <w:rPr>
+            <w:rStyle w:val="Hyperlink"/>
+          </w:rPr>
+          <w:t xml:space="preserve">odds</w:t>
+        </w:r>
+      </w:hyperlink>
+      <w:r>
+        <w:t xml:space="preserve"> </w:t>
+      </w:r>
+      <w:r>
+        <w:t xml:space="preserve">of a</w:t>
+      </w:r>
+      <w:r>
+        <w:t xml:space="preserve"> </w:t>
+      </w:r>
+      <w:hyperlink r:id="rId30">
+        <w:r>
+          <w:rPr>
+            <w:rStyle w:val="Hyperlink"/>
+          </w:rPr>
+          <w:t xml:space="preserve">binary</w:t>
+        </w:r>
+      </w:hyperlink>
+      <w:r>
+        <w:t xml:space="preserve"> </w:t>
+      </w:r>
+      <w:r>
+        <w:t xml:space="preserve">outcome in group 1.</w:t>
+      </w:r>
+    </w:p>
+    <w:p>
+      <w:pPr>
+        <w:pStyle w:val="Compact"/>
+        <w:numPr>
+          <w:ilvl w:val="0"/>
+          <w:numId w:val="1005"/>
+        </w:numPr>
+      </w:pPr>
+      <m:oMath>
+        <m:sSub>
+          <m:e>
+            <m:r>
+              <m:t>ω</m:t>
+            </m:r>
+          </m:e>
+          <m:sub>
+            <m:r>
+              <m:t>2</m:t>
+            </m:r>
+          </m:sub>
+        </m:sSub>
+      </m:oMath>
+      <w:r>
+        <w:t xml:space="preserve"> </w:t>
+      </w:r>
+      <w:r>
+        <w:t xml:space="preserve">be the odds of the same outcome in the</w:t>
+      </w:r>
+      <w:r>
+        <w:t xml:space="preserve"> </w:t>
+      </w:r>
+      <w:hyperlink w:anchor="def-reference-group">
+        <w:r>
+          <w:rPr>
+            <w:rStyle w:val="Hyperlink"/>
+          </w:rPr>
+          <w:t xml:space="preserve">reference group</w:t>
+        </w:r>
+      </w:hyperlink>
+      <w:r>
+        <w:t xml:space="preserve">, group 2.</w:t>
+      </w:r>
+    </w:p>
+    <w:p>
+      <w:pPr>
+        <w:pStyle w:val="FirstParagraph"/>
+      </w:pPr>
+      <w:r>
+        <w:t xml:space="preserve">The</w:t>
+      </w:r>
+      <w:r>
+        <w:t xml:space="preserve"> </w:t>
+      </w:r>
+      <w:r>
+        <w:rPr>
+          <w:b/>
+          <w:bCs/>
+        </w:rPr>
+        <w:t xml:space="preserve">odds ratio</w:t>
+      </w:r>
+      <w:r>
+        <w:t xml:space="preserve"> </w:t>
+      </w:r>
+      <w:r>
+        <w:t xml:space="preserve">of group 1 compared with group 2 is</w:t>
+      </w:r>
+    </w:p>
+    <w:p>
+      <w:pPr>
+        <w:pStyle w:val="BodyText"/>
+      </w:pPr>
+      <m:oMathPara>
+        <m:oMathParaPr>
+          <m:jc m:val="center"/>
+        </m:oMathParaPr>
+        <m:oMath>
+          <m:sSub>
+            <m:e>
+              <m:r>
+                <m:rPr>
+                  <m:nor/>
+                  <m:sty m:val="p"/>
+                </m:rPr>
+                <m:t>ϙ</m:t>
+              </m:r>
+            </m:e>
+            <m:sub>
+              <m:r>
+                <m:t>ω</m:t>
+              </m:r>
+            </m:sub>
+          </m:sSub>
+          <m:limUpp>
+            <m:e>
+              <m:r>
+                <m:rPr>
+                  <m:sty m:val="p"/>
+                </m:rPr>
+                <m:t>=</m:t>
+              </m:r>
+            </m:e>
+            <m:lim>
+              <m:r>
+                <m:rPr>
+                  <m:nor/>
+                  <m:sty m:val="p"/>
+                </m:rPr>
+                <m:t>def</m:t>
+              </m:r>
+            </m:lim>
+          </m:limUpp>
+          <m:f>
+            <m:fPr>
+              <m:type m:val="bar"/>
+            </m:fPr>
+            <m:num>
+              <m:sSub>
+                <m:e>
+                  <m:r>
+                    <m:t>ω</m:t>
+                  </m:r>
+                </m:e>
+                <m:sub>
+                  <m:r>
+                    <m:t>1</m:t>
+                  </m:r>
+                </m:sub>
+              </m:sSub>
+            </m:num>
+            <m:den>
+              <m:sSub>
+                <m:e>
+                  <m:r>
+                    <m:t>ω</m:t>
+                  </m:r>
+                </m:e>
+                <m:sub>
+                  <m:r>
+                    <m:t>2</m:t>
+                  </m:r>
+                </m:sub>
+              </m:sSub>
+            </m:den>
+          </m:f>
+          <m:r>
+            <m:rPr>
+              <m:sty m:val="p"/>
+            </m:rPr>
+            <m:t>∈</m:t>
+          </m:r>
+          <m:r>
+            <m:rPr>
+              <m:sty m:val="p"/>
+            </m:rPr>
+            <m:t>(</m:t>
+          </m:r>
+          <m:r>
+            <m:t>0</m:t>
+          </m:r>
+          <m:r>
+            <m:rPr>
+              <m:sty m:val="p"/>
+            </m:rPr>
+            <m:t>,</m:t>
+          </m:r>
+          <m:r>
+            <m:rPr>
+              <m:sty m:val="p"/>
+            </m:rPr>
+            <m:t>∞</m:t>
+          </m:r>
+          <m:r>
+            <m:rPr>
+              <m:sty m:val="p"/>
+            </m:rPr>
+            <m:t>)</m:t>
+          </m:r>
+          <m:r>
+            <m:rPr>
+              <m:sty m:val="p"/>
+            </m:rPr>
+            <m:t>.</m:t>
+          </m:r>
+        </m:oMath>
+      </m:oMathPara>
+    </w:p>
+    <w:p>
+      <w:pPr>
+        <w:pStyle w:val="FirstParagraph"/>
+      </w:pPr>
+      <w:r>
+        <w:t xml:space="preserve">Here</w:t>
+      </w:r>
+      <w:r>
+        <w:t xml:space="preserve"> </w:t>
+      </w:r>
+      <m:oMath>
+        <m:sSub>
+          <m:e>
+            <m:r>
+              <m:t>ω</m:t>
+            </m:r>
+          </m:e>
+          <m:sub>
+            <m:r>
+              <m:t>g</m:t>
+            </m:r>
+          </m:sub>
+        </m:sSub>
+        <m:r>
+          <m:rPr>
+            <m:sty m:val="p"/>
+          </m:rPr>
+          <m:t>=</m:t>
+        </m:r>
+        <m:sSub>
+          <m:e>
+            <m:r>
+              <m:t>π</m:t>
+            </m:r>
+          </m:e>
+          <m:sub>
+            <m:r>
+              <m:t>g</m:t>
+            </m:r>
+          </m:sub>
+        </m:sSub>
+        <m:r>
+          <m:rPr>
+            <m:sty m:val="p"/>
+          </m:rPr>
+          <m:t>/</m:t>
+        </m:r>
+        <m:r>
+          <m:rPr>
+            <m:sty m:val="p"/>
+          </m:rPr>
+          <m:t>(</m:t>
+        </m:r>
+        <m:r>
+          <m:t>1</m:t>
+        </m:r>
+        <m:r>
+          <m:rPr>
+            <m:sty m:val="p"/>
+          </m:rPr>
+          <m:t>−</m:t>
+        </m:r>
+        <m:sSub>
+          <m:e>
+            <m:r>
+              <m:t>π</m:t>
+            </m:r>
+          </m:e>
+          <m:sub>
+            <m:r>
+              <m:t>g</m:t>
+            </m:r>
+          </m:sub>
+        </m:sSub>
+        <m:r>
+          <m:rPr>
+            <m:sty m:val="p"/>
+          </m:rPr>
+          <m:t>)</m:t>
+        </m:r>
+      </m:oMath>
+      <w:r>
+        <w:t xml:space="preserve"> </w:t>
+      </w:r>
+      <w:r>
+        <w:t xml:space="preserve">for the</w:t>
+      </w:r>
+      <w:r>
+        <w:t xml:space="preserve"> </w:t>
+      </w:r>
+      <w:hyperlink w:anchor="def-outcome-risk">
+        <w:r>
+          <w:rPr>
+            <w:rStyle w:val="Hyperlink"/>
+          </w:rPr>
+          <w:t xml:space="preserve">risk</w:t>
+        </w:r>
+      </w:hyperlink>
+      <w:r>
+        <w:t xml:space="preserve"> </w:t>
+      </w:r>
+      <m:oMath>
+        <m:sSub>
+          <m:e>
+            <m:r>
+              <m:t>π</m:t>
+            </m:r>
+          </m:e>
+          <m:sub>
+            <m:r>
+              <m:t>g</m:t>
+            </m:r>
+          </m:sub>
+        </m:sSub>
+      </m:oMath>
+      <w:r>
+        <w:t xml:space="preserve"> </w:t>
+      </w:r>
+      <w:r>
+        <w:t xml:space="preserve">of group</w:t>
+      </w:r>
+      <w:r>
+        <w:t xml:space="preserve"> </w:t>
+      </w:r>
+      <m:oMath>
+        <m:r>
+          <m:t>g</m:t>
+        </m:r>
+      </m:oMath>
+      <w:r>
+        <w:t xml:space="preserve">.</w:t>
+      </w:r>
+    </w:p>
+    <w:p>
+      <w:pPr>
+        <w:pStyle w:val="BodyText"/>
+      </w:pPr>
+      <w:r>
+        <w:t xml:space="preserve">Source:</w:t>
+      </w:r>
+      <w:r>
+        <w:t xml:space="preserve"> </w:t>
+      </w:r>
+      <w:r>
+        <w:t xml:space="preserve">Wikipedia contributors [9]</w:t>
+      </w:r>
+      <w:r>
+        <w:t xml:space="preserve">.</w:t>
+      </w:r>
+    </w:p>
+    <w:bookmarkEnd w:id="44"/>
+    <w:bookmarkStart w:id="45" w:name="exm-hers-odds-ratio"/>
+    <w:p>
+      <w:pPr>
+        <w:pStyle w:val="BodyText"/>
+      </w:pPr>
+      <w:r>
+        <w:rPr>
+          <w:b/>
+          <w:bCs/>
+        </w:rPr>
+        <w:t xml:space="preserve">Example 9 (Odds ratio of regular exercise in HERS)</w:t>
+      </w:r>
+      <w:r>
+        <w:t xml:space="preserve"> </w:t>
+      </w:r>
+      <w:r>
+        <w:t xml:space="preserve">Take group 1 to be hormone therapy and group 2, the</w:t>
+      </w:r>
+      <w:r>
+        <w:t xml:space="preserve"> </w:t>
+      </w:r>
+      <w:hyperlink w:anchor="def-reference-group">
+        <w:r>
+          <w:rPr>
+            <w:rStyle w:val="Hyperlink"/>
+          </w:rPr>
+          <w:t xml:space="preserve">reference group</w:t>
+        </w:r>
+      </w:hyperlink>
+      <w:r>
+        <w:t xml:space="preserve">, to be placebo.</w:t>
+      </w:r>
+      <w:r>
+        <w:t xml:space="preserve"> </w:t>
+      </w:r>
+      <w:r>
+        <w:t xml:space="preserve">The</w:t>
+      </w:r>
+      <w:r>
+        <w:t xml:space="preserve"> </w:t>
+      </w:r>
+      <w:hyperlink r:id="rId43">
+        <w:r>
+          <w:rPr>
+            <w:rStyle w:val="Hyperlink"/>
+          </w:rPr>
+          <w:t xml:space="preserve">odds</w:t>
+        </w:r>
+      </w:hyperlink>
+      <w:r>
+        <w:t xml:space="preserve"> </w:t>
+      </w:r>
+      <w:r>
+        <w:t xml:space="preserve">of regular exercise in each group</w:t>
+      </w:r>
+      <w:r>
+        <w:t xml:space="preserve"> </w:t>
+      </w:r>
+      <w:r>
+        <w:t xml:space="preserve">follow from the estimated</w:t>
+      </w:r>
+      <w:r>
+        <w:t xml:space="preserve"> </w:t>
+      </w:r>
+      <w:hyperlink w:anchor="def-outcome-risk">
+        <w:r>
+          <w:rPr>
+            <w:rStyle w:val="Hyperlink"/>
+          </w:rPr>
+          <w:t xml:space="preserve">risks</w:t>
+        </w:r>
+      </w:hyperlink>
+      <w:r>
+        <w:t xml:space="preserve"> </w:t>
+      </w:r>
+      <w:r>
+        <w:t xml:space="preserve">of</w:t>
+      </w:r>
+      <w:r>
+        <w:t xml:space="preserve"> </w:t>
+      </w:r>
+      <w:hyperlink w:anchor="exm-hers-outcome-risk">
+        <w:r>
+          <w:rPr>
+            <w:rStyle w:val="Hyperlink"/>
+          </w:rPr>
+          <w:t xml:space="preserve">Example 5</w:t>
+        </w:r>
+      </w:hyperlink>
+      <w:r>
+        <w:t xml:space="preserve">.</w:t>
+      </w:r>
+      <w:r>
+        <w:t xml:space="preserve"> </w:t>
+      </w:r>
+      <w:r>
+        <w:t xml:space="preserve">The estimated</w:t>
+      </w:r>
+      <w:r>
+        <w:t xml:space="preserve"> </w:t>
+      </w:r>
+      <w:hyperlink w:anchor="def-odds-ratio">
+        <w:r>
+          <w:rPr>
+            <w:rStyle w:val="Hyperlink"/>
+          </w:rPr>
+          <w:t xml:space="preserve">odds ratio</w:t>
+        </w:r>
+      </w:hyperlink>
+      <w:r>
+        <w:t xml:space="preserve"> </w:t>
+      </w:r>
+      <w:r>
+        <w:t xml:space="preserve">divides the odds in the hormone therapy group</w:t>
+      </w:r>
+      <w:r>
+        <w:t xml:space="preserve"> </w:t>
+      </w:r>
+      <w:r>
+        <w:t xml:space="preserve">by the odds in the placebo group:</w:t>
+      </w:r>
+    </w:p>
+    <w:p>
+      <w:pPr>
+        <w:pStyle w:val="SourceCode"/>
+      </w:pPr>
+      <w:r>
+        <w:rPr>
+          <w:rStyle w:val="NormalTok"/>
+        </w:rPr>
+        <w:t xml:space="preserve">odds_hat </w:t>
+      </w:r>
+      <w:r>
+        <w:rPr>
+          <w:rStyle w:val="OtherTok"/>
+        </w:rPr>
+        <w:t xml:space="preserve">&lt;-</w:t>
+      </w:r>
+      <w:r>
+        <w:rPr>
+          <w:rStyle w:val="NormalTok"/>
+        </w:rPr>
+        <w:t xml:space="preserve"> risk_hat </w:t>
+      </w:r>
+      <w:r>
+        <w:rPr>
+          <w:rStyle w:val="SpecialCharTok"/>
+        </w:rPr>
+        <w:t xml:space="preserve">/</w:t>
+      </w:r>
+      <w:r>
+        <w:rPr>
+          <w:rStyle w:val="NormalTok"/>
+        </w:rPr>
+        <w:t xml:space="preserve"> (</w:t>
+      </w:r>
+      <w:r>
+        <w:rPr>
+          <w:rStyle w:val="DecValTok"/>
+        </w:rPr>
+        <w:t xml:space="preserve">1</w:t>
+      </w:r>
+      <w:r>
+        <w:rPr>
+          <w:rStyle w:val="NormalTok"/>
+        </w:rPr>
+        <w:t xml:space="preserve"> </w:t>
+      </w:r>
+      <w:r>
+        <w:rPr>
+          <w:rStyle w:val="SpecialCharTok"/>
+        </w:rPr>
+        <w:t xml:space="preserve">-</w:t>
+      </w:r>
+      <w:r>
+        <w:rPr>
+          <w:rStyle w:val="NormalTok"/>
+        </w:rPr>
+        <w:t xml:space="preserve"> risk_hat)</w:t>
+      </w:r>
+      <w:r>
+        <w:br/>
+      </w:r>
+      <w:r>
+        <w:rPr>
+          <w:rStyle w:val="NormalTok"/>
+        </w:rPr>
+        <w:t xml:space="preserve">or_hat </w:t>
+      </w:r>
+      <w:r>
+        <w:rPr>
+          <w:rStyle w:val="OtherTok"/>
+        </w:rPr>
+        <w:t xml:space="preserve">&lt;-</w:t>
+      </w:r>
+      <w:r>
+        <w:rPr>
+          <w:rStyle w:val="NormalTok"/>
+        </w:rPr>
+        <w:t xml:space="preserve"> odds_hat[[</w:t>
+      </w:r>
+      <w:r>
+        <w:rPr>
+          <w:rStyle w:val="StringTok"/>
+        </w:rPr>
+        <w:t xml:space="preserve">"hormone therapy"</w:t>
+      </w:r>
+      <w:r>
+        <w:rPr>
+          <w:rStyle w:val="NormalTok"/>
+        </w:rPr>
+        <w:t xml:space="preserve">]] </w:t>
+      </w:r>
+      <w:r>
+        <w:rPr>
+          <w:rStyle w:val="SpecialCharTok"/>
+        </w:rPr>
+        <w:t xml:space="preserve">/</w:t>
+      </w:r>
+      <w:r>
+        <w:rPr>
+          <w:rStyle w:val="NormalTok"/>
+        </w:rPr>
+        <w:t xml:space="preserve"> odds_hat[[</w:t>
+      </w:r>
+      <w:r>
+        <w:rPr>
+          <w:rStyle w:val="StringTok"/>
+        </w:rPr>
+        <w:t xml:space="preserve">"placebo"</w:t>
+      </w:r>
+      <w:r>
+        <w:rPr>
+          <w:rStyle w:val="NormalTok"/>
+        </w:rPr>
+        <w:t xml:space="preserve">]]</w:t>
+      </w:r>
+      <w:r>
+        <w:br/>
+      </w:r>
+      <w:r>
+        <w:rPr>
+          <w:rStyle w:val="FunctionTok"/>
+        </w:rPr>
+        <w:t xml:space="preserve">c</w:t>
+      </w:r>
+      <w:r>
+        <w:rPr>
+          <w:rStyle w:val="NormalTok"/>
+        </w:rPr>
+        <w:t xml:space="preserve">(odds_hat, </w:t>
+      </w:r>
+      <w:r>
+        <w:rPr>
+          <w:rStyle w:val="AttributeTok"/>
+        </w:rPr>
+        <w:t xml:space="preserve">odds_ratio =</w:t>
+      </w:r>
+      <w:r>
+        <w:rPr>
+          <w:rStyle w:val="NormalTok"/>
+        </w:rPr>
+        <w:t xml:space="preserve"> or_hat)</w:t>
+      </w:r>
+      <w:r>
+        <w:br/>
+      </w:r>
+      <w:r>
+        <w:rPr>
+          <w:rStyle w:val="CommentTok"/>
+        </w:rPr>
+        <w:t xml:space="preserve">#&gt;         placebo hormone therapy      odds_ratio </w:t>
+      </w:r>
+      <w:r>
+        <w:br/>
+      </w:r>
+      <w:r>
+        <w:rPr>
+          <w:rStyle w:val="CommentTok"/>
+        </w:rPr>
+        <w:t xml:space="preserve">#&gt;        0.621336        0.638955        1.028356</w:t>
+      </w:r>
+    </w:p>
+    <w:p>
+      <w:pPr>
+        <w:pStyle w:val="FirstParagraph"/>
+      </w:pPr>
+      <w:r>
+        <w:t xml:space="preserve">The estimated odds ratio 1.028 is close to the</w:t>
+      </w:r>
+      <w:r>
+        <w:t xml:space="preserve"> </w:t>
+      </w:r>
+      <w:hyperlink w:anchor="def-risk-ratio">
+        <w:r>
+          <w:rPr>
+            <w:rStyle w:val="Hyperlink"/>
+          </w:rPr>
+          <w:t xml:space="preserve">risk ratio</w:t>
+        </w:r>
+      </w:hyperlink>
+      <w:r>
+        <w:t xml:space="preserve"> </w:t>
+      </w:r>
+      <w:r>
+        <w:t xml:space="preserve">1.017 of</w:t>
+      </w:r>
+      <w:r>
+        <w:t xml:space="preserve"> </w:t>
+      </w:r>
+      <w:hyperlink w:anchor="exm-hers-risk-ratio">
+        <w:r>
+          <w:rPr>
+            <w:rStyle w:val="Hyperlink"/>
+          </w:rPr>
+          <w:t xml:space="preserve">Example 8</w:t>
+        </w:r>
+      </w:hyperlink>
+      <w:r>
+        <w:t xml:space="preserve">,</w:t>
+      </w:r>
+      <w:r>
+        <w:t xml:space="preserve"> </w:t>
+      </w:r>
+      <w:r>
+        <w:t xml:space="preserve">because the two groups have nearly equal risks.</w:t>
+      </w:r>
+      <w:r>
+        <w:t xml:space="preserve"> </w:t>
+      </w:r>
+      <w:r>
+        <w:t xml:space="preserve">The odds ratio is 1 exactly when the risk ratio is 1,</w:t>
+      </w:r>
+      <w:r>
+        <w:t xml:space="preserve"> </w:t>
+      </w:r>
+      <w:r>
+        <w:t xml:space="preserve">so it also agrees with the large</w:t>
+      </w:r>
+      <w:r>
+        <w:t xml:space="preserve"> </w:t>
+      </w:r>
+      <w:hyperlink r:id="rId41">
+        <w:r>
+          <w:rPr>
+            <w:rStyle w:val="Hyperlink"/>
+          </w:rPr>
+          <w:t xml:space="preserve">p-value</w:t>
+        </w:r>
+      </w:hyperlink>
+      <w:r>
+        <w:t xml:space="preserve"> </w:t>
+      </w:r>
+      <w:r>
+        <w:t xml:space="preserve">of</w:t>
+      </w:r>
+      <w:r>
+        <w:t xml:space="preserve"> </w:t>
+      </w:r>
+      <w:hyperlink w:anchor="exm-hers-chisq">
+        <w:r>
+          <w:rPr>
+            <w:rStyle w:val="Hyperlink"/>
+          </w:rPr>
+          <w:t xml:space="preserve">Example 3</w:t>
+        </w:r>
+      </w:hyperlink>
+      <w:r>
+        <w:t xml:space="preserve">.</w:t>
+      </w:r>
+    </w:p>
+    <w:bookmarkEnd w:id="45"/>
+    <w:p>
+      <w:pPr>
+        <w:pStyle w:val="BodyText"/>
+      </w:pPr>
+      <w:r>
         <w:t xml:space="preserve">Rice [5, Sec. 13.6], pp. 526–529</w:t>
       </w:r>
       <w:r>
@@ -5110,9 +7497,9 @@
         <w:t xml:space="preserve">covers odds ratios.</w:t>
       </w:r>
     </w:p>
-    <w:bookmarkEnd w:id="31"/>
-    <w:bookmarkEnd w:id="32"/>
-    <w:bookmarkStart w:id="44" w:name="references"/>
+    <w:bookmarkEnd w:id="46"/>
+    <w:bookmarkEnd w:id="47"/>
+    <w:bookmarkStart w:id="65" w:name="references"/>
     <w:p>
       <w:pPr>
         <w:pStyle w:val="Heading2"/>
@@ -5121,8 +7508,8 @@
         <w:t xml:space="preserve">References</w:t>
       </w:r>
     </w:p>
-    <w:bookmarkStart w:id="43" w:name="refs"/>
-    <w:bookmarkStart w:id="34" w:name="ref-vittinghoff2e"/>
+    <w:bookmarkStart w:id="64" w:name="refs"/>
+    <w:bookmarkStart w:id="49" w:name="ref-vittinghoff2e"/>
     <w:p>
       <w:pPr>
         <w:pStyle w:val="Bibliography"/>
@@ -5155,7 +7542,7 @@
       <w:r>
         <w:t xml:space="preserve"> </w:t>
       </w:r>
-      <w:hyperlink r:id="rId33">
+      <w:hyperlink r:id="rId48">
         <w:r>
           <w:rPr>
             <w:rStyle w:val="Hyperlink"/>
@@ -5167,8 +7554,8 @@
         <w:t xml:space="preserve">.</w:t>
       </w:r>
     </w:p>
-    <w:bookmarkEnd w:id="34"/>
-    <w:bookmarkStart w:id="35" w:name="ref-hoggtanis2015"/>
+    <w:bookmarkEnd w:id="49"/>
+    <w:bookmarkStart w:id="50" w:name="ref-hoggtanis2015"/>
     <w:p>
       <w:pPr>
         <w:pStyle w:val="Bibliography"/>
@@ -5199,8 +7586,8 @@
         <w:t xml:space="preserve">, Tenth edition. Boston: Pearson, 2019.</w:t>
       </w:r>
     </w:p>
-    <w:bookmarkEnd w:id="35"/>
-    <w:bookmarkStart w:id="37" w:name="ref-wikipedia_contingency_table"/>
+    <w:bookmarkEnd w:id="50"/>
+    <w:bookmarkStart w:id="52" w:name="ref-wikipedia_contingency_table"/>
     <w:p>
       <w:pPr>
         <w:pStyle w:val="Bibliography"/>
@@ -5247,7 +7634,7 @@
       <w:r>
         <w:t xml:space="preserve"> </w:t>
       </w:r>
-      <w:hyperlink r:id="rId36">
+      <w:hyperlink r:id="rId51">
         <w:r>
           <w:rPr>
             <w:rStyle w:val="Hyperlink"/>
@@ -5256,8 +7643,8 @@
         </w:r>
       </w:hyperlink>
     </w:p>
-    <w:bookmarkEnd w:id="37"/>
-    <w:bookmarkStart w:id="39" w:name="ref-wikipedia_pearsons_chi_squared_test"/>
+    <w:bookmarkEnd w:id="52"/>
+    <w:bookmarkStart w:id="54" w:name="ref-wikipedia_pearsons_chi_squared_test"/>
     <w:p>
       <w:pPr>
         <w:pStyle w:val="Bibliography"/>
@@ -5304,7 +7691,7 @@
       <w:r>
         <w:t xml:space="preserve"> </w:t>
       </w:r>
-      <w:hyperlink r:id="rId38">
+      <w:hyperlink r:id="rId53">
         <w:r>
           <w:rPr>
             <w:rStyle w:val="Hyperlink"/>
@@ -5313,8 +7700,8 @@
         </w:r>
       </w:hyperlink>
     </w:p>
-    <w:bookmarkEnd w:id="39"/>
-    <w:bookmarkStart w:id="40" w:name="ref-rice2007mathematical"/>
+    <w:bookmarkEnd w:id="54"/>
+    <w:bookmarkStart w:id="55" w:name="ref-rice2007mathematical"/>
     <w:p>
       <w:pPr>
         <w:pStyle w:val="Bibliography"/>
@@ -5345,8 +7732,8 @@
         <w:t xml:space="preserve">, 3rd ed. Belmont, CA: Cengage Learning, 2007.</w:t>
       </w:r>
     </w:p>
-    <w:bookmarkEnd w:id="40"/>
-    <w:bookmarkStart w:id="42" w:name="ref-wikipedia_fishers_exact_test"/>
+    <w:bookmarkEnd w:id="55"/>
+    <w:bookmarkStart w:id="57" w:name="ref-wikipedia_fishers_exact_test"/>
     <w:p>
       <w:pPr>
         <w:pStyle w:val="Bibliography"/>
@@ -5393,7 +7780,7 @@
       <w:r>
         <w:t xml:space="preserve"> </w:t>
       </w:r>
-      <w:hyperlink r:id="rId41">
+      <w:hyperlink r:id="rId56">
         <w:r>
           <w:rPr>
             <w:rStyle w:val="Hyperlink"/>
@@ -5402,9 +7789,180 @@
         </w:r>
       </w:hyperlink>
     </w:p>
-    <w:bookmarkEnd w:id="42"/>
-    <w:bookmarkEnd w:id="43"/>
-    <w:bookmarkEnd w:id="44"/>
+    <w:bookmarkEnd w:id="57"/>
+    <w:bookmarkStart w:id="59" w:name="ref-wikipedia_relative_risk"/>
+    <w:p>
+      <w:pPr>
+        <w:pStyle w:val="Bibliography"/>
+      </w:pPr>
+      <w:r>
+        <w:t xml:space="preserve">[7]</w:t>
+      </w:r>
+      <w:r>
+        <w:t xml:space="preserve"> </w:t>
+      </w:r>
+      <w:r>
+        <w:t xml:space="preserve">	</w:t>
+      </w:r>
+      <w:r>
+        <w:t xml:space="preserve">Wikipedia contributors,</w:t>
+      </w:r>
+      <w:r>
+        <w:t xml:space="preserve"> </w:t>
+      </w:r>
+      <w:r>
+        <w:t xml:space="preserve">“Relative risk —</w:t>
+      </w:r>
+      <w:r>
+        <w:t xml:space="preserve"> </w:t>
+      </w:r>
+      <w:r>
+        <w:t xml:space="preserve">Wikipedia</w:t>
+      </w:r>
+      <w:r>
+        <w:t xml:space="preserve">,</w:t>
+      </w:r>
+      <w:r>
+        <w:t xml:space="preserve"> </w:t>
+      </w:r>
+      <w:r>
+        <w:t xml:space="preserve">the free encyclopedia.”</w:t>
+      </w:r>
+      <w:r>
+        <w:t xml:space="preserve"> </w:t>
+      </w:r>
+      <w:r>
+        <w:t xml:space="preserve">2026. Available:</w:t>
+      </w:r>
+      <w:r>
+        <w:t xml:space="preserve"> </w:t>
+      </w:r>
+      <w:hyperlink r:id="rId58">
+        <w:r>
+          <w:rPr>
+            <w:rStyle w:val="Hyperlink"/>
+          </w:rPr>
+          <w:t xml:space="preserve">https://en.wikipedia.org/wiki/Relative_risk</w:t>
+        </w:r>
+      </w:hyperlink>
+    </w:p>
+    <w:bookmarkEnd w:id="59"/>
+    <w:bookmarkStart w:id="61" w:name="ref-wikipedia_absolute_risk_reduction"/>
+    <w:p>
+      <w:pPr>
+        <w:pStyle w:val="Bibliography"/>
+      </w:pPr>
+      <w:r>
+        <w:t xml:space="preserve">[8]</w:t>
+      </w:r>
+      <w:r>
+        <w:t xml:space="preserve"> </w:t>
+      </w:r>
+      <w:r>
+        <w:t xml:space="preserve">	</w:t>
+      </w:r>
+      <w:r>
+        <w:t xml:space="preserve">Wikipedia contributors,</w:t>
+      </w:r>
+      <w:r>
+        <w:t xml:space="preserve"> </w:t>
+      </w:r>
+      <w:r>
+        <w:t xml:space="preserve">“Absolute risk reduction —</w:t>
+      </w:r>
+      <w:r>
+        <w:t xml:space="preserve"> </w:t>
+      </w:r>
+      <w:r>
+        <w:t xml:space="preserve">Wikipedia</w:t>
+      </w:r>
+      <w:r>
+        <w:t xml:space="preserve">,</w:t>
+      </w:r>
+      <w:r>
+        <w:t xml:space="preserve"> </w:t>
+      </w:r>
+      <w:r>
+        <w:t xml:space="preserve">the free encyclopedia.”</w:t>
+      </w:r>
+      <w:r>
+        <w:t xml:space="preserve"> </w:t>
+      </w:r>
+      <w:r>
+        <w:t xml:space="preserve">2026. Available:</w:t>
+      </w:r>
+      <w:r>
+        <w:t xml:space="preserve"> </w:t>
+      </w:r>
+      <w:hyperlink r:id="rId60">
+        <w:r>
+          <w:rPr>
+            <w:rStyle w:val="Hyperlink"/>
+          </w:rPr>
+          <w:t xml:space="preserve">https://en.wikipedia.org/wiki/Absolute_risk_reduction</w:t>
+        </w:r>
+      </w:hyperlink>
+    </w:p>
+    <w:bookmarkEnd w:id="61"/>
+    <w:bookmarkStart w:id="63" w:name="ref-wikipedia_odds_ratio"/>
+    <w:p>
+      <w:pPr>
+        <w:pStyle w:val="Bibliography"/>
+      </w:pPr>
+      <w:r>
+        <w:t xml:space="preserve">[9]</w:t>
+      </w:r>
+      <w:r>
+        <w:t xml:space="preserve"> </w:t>
+      </w:r>
+      <w:r>
+        <w:t xml:space="preserve">	</w:t>
+      </w:r>
+      <w:r>
+        <w:t xml:space="preserve">Wikipedia contributors,</w:t>
+      </w:r>
+      <w:r>
+        <w:t xml:space="preserve"> </w:t>
+      </w:r>
+      <w:r>
+        <w:t xml:space="preserve">“Odds ratio —</w:t>
+      </w:r>
+      <w:r>
+        <w:t xml:space="preserve"> </w:t>
+      </w:r>
+      <w:r>
+        <w:t xml:space="preserve">Wikipedia</w:t>
+      </w:r>
+      <w:r>
+        <w:t xml:space="preserve">,</w:t>
+      </w:r>
+      <w:r>
+        <w:t xml:space="preserve"> </w:t>
+      </w:r>
+      <w:r>
+        <w:t xml:space="preserve">the free encyclopedia.”</w:t>
+      </w:r>
+      <w:r>
+        <w:t xml:space="preserve"> </w:t>
+      </w:r>
+      <w:r>
+        <w:t xml:space="preserve">2026. Available:</w:t>
+      </w:r>
+      <w:r>
+        <w:t xml:space="preserve"> </w:t>
+      </w:r>
+      <w:hyperlink r:id="rId62">
+        <w:r>
+          <w:rPr>
+            <w:rStyle w:val="Hyperlink"/>
+          </w:rPr>
+          <w:t xml:space="preserve">https://en.wikipedia.org/wiki/Odds_ratio</w:t>
+        </w:r>
+      </w:hyperlink>
+    </w:p>
+    <w:bookmarkEnd w:id="63"/>
+    <w:bookmarkEnd w:id="64"/>
+    <w:bookmarkEnd w:id="65"/>
     <w:sectPr>
       <w:footnotePr>
         <w:numRestart w:val="eachSect"/>
@@ -5625,6 +8183,15 @@
     <w:abstractNumId w:val="991"/>
   </w:num>
   <w:num w:numId="1002">
+    <w:abstractNumId w:val="991"/>
+  </w:num>
+  <w:num w:numId="1003">
+    <w:abstractNumId w:val="991"/>
+  </w:num>
+  <w:num w:numId="1004">
+    <w:abstractNumId w:val="991"/>
+  </w:num>
+  <w:num w:numId="1005">
     <w:abstractNumId w:val="991"/>
   </w:num>
 </w:numbering>
